--- a/devoirs/devoir1/devoir1.docx
+++ b/devoirs/devoir1/devoir1.docx
@@ -186,7 +186,14 @@
             <w:rStyle w:val="Hyperlien"/>
             <w:lang w:val="fr-CA"/>
           </w:rPr>
-          <w:t>Turninweb</w:t>
+          <w:t>T</w:t>
+        </w:r>
+        <w:r>
+          <w:rPr>
+            <w:rStyle w:val="Hyperlien"/>
+            <w:lang w:val="fr-CA"/>
+          </w:rPr>
+          <w:t>urninweb</w:t>
         </w:r>
         <w:proofErr w:type="spellEnd"/>
       </w:hyperlink>
@@ -229,7 +236,14 @@
             <w:rStyle w:val="Hyperlien"/>
             <w:lang w:val="fr-CA"/>
           </w:rPr>
-          <w:t>TurninWeb</w:t>
+          <w:t>Turn</w:t>
+        </w:r>
+        <w:r>
+          <w:rPr>
+            <w:rStyle w:val="Hyperlien"/>
+            <w:lang w:val="fr-CA"/>
+          </w:rPr>
+          <w:t>inWeb</w:t>
         </w:r>
         <w:proofErr w:type="spellEnd"/>
       </w:hyperlink>
@@ -356,7 +370,21 @@
             <w:rStyle w:val="Hyperlien"/>
             <w:lang w:val="fr-CA"/>
           </w:rPr>
-          <w:t>devoir1.json</w:t>
+          <w:t>devo</w:t>
+        </w:r>
+        <w:r>
+          <w:rPr>
+            <w:rStyle w:val="Hyperlien"/>
+            <w:lang w:val="fr-CA"/>
+          </w:rPr>
+          <w:t>i</w:t>
+        </w:r>
+        <w:r>
+          <w:rPr>
+            <w:rStyle w:val="Hyperlien"/>
+            <w:lang w:val="fr-CA"/>
+          </w:rPr>
+          <w:t>r1.json</w:t>
         </w:r>
       </w:hyperlink>
       <w:r>

--- a/devoirs/devoir1/devoir1.docx
+++ b/devoirs/devoir1/devoir1.docx
@@ -186,14 +186,7 @@
             <w:rStyle w:val="Hyperlien"/>
             <w:lang w:val="fr-CA"/>
           </w:rPr>
-          <w:t>T</w:t>
-        </w:r>
-        <w:r>
-          <w:rPr>
-            <w:rStyle w:val="Hyperlien"/>
-            <w:lang w:val="fr-CA"/>
-          </w:rPr>
-          <w:t>urninweb</w:t>
+          <w:t>Turninweb</w:t>
         </w:r>
         <w:proofErr w:type="spellEnd"/>
       </w:hyperlink>
@@ -236,14 +229,7 @@
             <w:rStyle w:val="Hyperlien"/>
             <w:lang w:val="fr-CA"/>
           </w:rPr>
-          <w:t>Turn</w:t>
-        </w:r>
-        <w:r>
-          <w:rPr>
-            <w:rStyle w:val="Hyperlien"/>
-            <w:lang w:val="fr-CA"/>
-          </w:rPr>
-          <w:t>inWeb</w:t>
+          <w:t>TurninWeb</w:t>
         </w:r>
         <w:proofErr w:type="spellEnd"/>
       </w:hyperlink>
@@ -370,21 +356,7 @@
             <w:rStyle w:val="Hyperlien"/>
             <w:lang w:val="fr-CA"/>
           </w:rPr>
-          <w:t>devo</w:t>
-        </w:r>
-        <w:r>
-          <w:rPr>
-            <w:rStyle w:val="Hyperlien"/>
-            <w:lang w:val="fr-CA"/>
-          </w:rPr>
-          <w:t>i</w:t>
-        </w:r>
-        <w:r>
-          <w:rPr>
-            <w:rStyle w:val="Hyperlien"/>
-            <w:lang w:val="fr-CA"/>
-          </w:rPr>
-          <w:t>r1.json</w:t>
+          <w:t>devoir1.json</w:t>
         </w:r>
       </w:hyperlink>
       <w:r>
@@ -564,6 +536,53 @@
           <w:lang w:val="fr-CA"/>
         </w:rPr>
         <w:t xml:space="preserve"> quand vous créez une formule).</w:t>
+      </w:r>
+      <w:r>
+        <w:rPr>
+          <w:lang w:val="fr-CA"/>
+        </w:rPr>
+        <w:t xml:space="preserve">  Vous ne pouvez pas changer l’ordre des questions dans votre fichier Tarski ni changer la façon dont les formules sont nommées (</w:t>
+      </w:r>
+      <w:proofErr w:type="spellStart"/>
+      <w:r>
+        <w:rPr>
+          <w:lang w:val="fr-CA"/>
+        </w:rPr>
+        <w:t>ie</w:t>
+      </w:r>
+      <w:proofErr w:type="spellEnd"/>
+      <w:r>
+        <w:rPr>
+          <w:lang w:val="fr-CA"/>
+        </w:rPr>
+        <w:t xml:space="preserve">, elles doivent s’appeler </w:t>
+      </w:r>
+      <w:r>
+        <w:rPr>
+          <w:lang w:val="fr-CA"/>
+        </w:rPr>
+        <w:t>Formula-</w:t>
+      </w:r>
+      <w:r>
+        <w:rPr>
+          <w:i/>
+          <w:iCs/>
+          <w:color w:val="FF0000"/>
+          <w:lang w:val="fr-CA"/>
+        </w:rPr>
+        <w:t>x</w:t>
+      </w:r>
+      <w:r>
+        <w:rPr>
+          <w:lang w:val="fr-CA"/>
+        </w:rPr>
+        <w:t>)</w:t>
+      </w:r>
+      <w:r>
+        <w:rPr>
+          <w:lang w:val="fr-CA"/>
+        </w:rPr>
+        <w:t>.</w:t>
       </w:r>
     </w:p>
     <w:p>
@@ -825,31 +844,8 @@
         <w:rPr>
           <w:lang w:val="fr-CA"/>
         </w:rPr>
-        <w:t xml:space="preserve">Un </w:t>
-      </w:r>
-      <w:r>
-        <w:rPr>
-          <w:lang w:val="fr-CA"/>
-        </w:rPr>
-        <w:t xml:space="preserve">pentagone </w:t>
-      </w:r>
-      <w:r>
-        <w:rPr>
-          <w:lang w:val="fr-CA"/>
-        </w:rPr>
-        <w:t xml:space="preserve">est </w:t>
-      </w:r>
-      <w:r>
-        <w:rPr>
-          <w:lang w:val="fr-CA"/>
-        </w:rPr>
-        <w:t xml:space="preserve">grand </w:t>
-      </w:r>
-      <w:r>
-        <w:rPr>
-          <w:lang w:val="fr-CA"/>
-        </w:rPr>
-        <w:t>si, et seulement si, tous les objets sur sa ligne sont petits.</w:t>
+        <w:lastRenderedPageBreak/>
+        <w:t>Un pentagone est grand si, et seulement si, tous les objets sur sa ligne sont petits.</w:t>
       </w:r>
     </w:p>
     <w:p>
@@ -884,30 +880,180 @@
     </w:p>
     <w:p>
       <w:pPr>
-        <w:rPr>
-          <w:lang w:val="fr-CA"/>
-        </w:rPr>
-      </w:pPr>
-      <w:r>
-        <w:rPr>
-          <w:lang w:val="fr-CA"/>
-        </w:rPr>
-        <w:lastRenderedPageBreak/>
-        <w:t xml:space="preserve">5 autres questions seront </w:t>
+        <w:pStyle w:val="Paragraphedeliste"/>
+        <w:numPr>
+          <w:ilvl w:val="0"/>
+          <w:numId w:val="14"/>
+        </w:numPr>
+        <w:rPr>
+          <w:lang w:val="fr-CA"/>
+        </w:rPr>
+      </w:pPr>
+      <w:r>
+        <w:rPr>
+          <w:lang w:val="fr-CA"/>
+        </w:rPr>
+        <w:t>Chaque petit pentagone est accompagné d’un grand carré situé sur la même colonne que lui.</w:t>
+      </w:r>
+      <w:r>
+        <w:rPr>
+          <w:rFonts w:hint="eastAsia"/>
+          <w:lang w:val="fr-CA"/>
+        </w:rPr>
+        <w:t xml:space="preserve"> </w:t>
+      </w:r>
+      <w:r>
+        <w:rPr>
+          <w:lang w:val="fr-CA"/>
+        </w:rPr>
+        <w:t xml:space="preserve"> </w:t>
+      </w:r>
+      <w:r>
+        <w:rPr>
+          <w:rFonts w:hint="eastAsia"/>
+          <w:lang w:val="fr-CA"/>
+        </w:rPr>
+        <w:t xml:space="preserve">Vous </w:t>
+      </w:r>
+      <w:r>
+        <w:rPr>
+          <w:rFonts w:hint="eastAsia"/>
+          <w:b/>
+          <w:bCs/>
+          <w:lang w:val="fr-CA"/>
+        </w:rPr>
+        <w:t>ne pouvez pas</w:t>
+      </w:r>
+      <w:r>
+        <w:rPr>
+          <w:rFonts w:hint="eastAsia"/>
+          <w:lang w:val="fr-CA"/>
+        </w:rPr>
+        <w:t xml:space="preserve"> </w:t>
       </w:r>
       <w:proofErr w:type="gramStart"/>
       <w:r>
         <w:rPr>
-          <w:lang w:val="fr-CA"/>
-        </w:rPr>
-        <w:t>ajoutée</w:t>
+          <w:rFonts w:hint="eastAsia"/>
+          <w:lang w:val="fr-CA"/>
+        </w:rPr>
+        <w:t>utiliser  le</w:t>
       </w:r>
       <w:proofErr w:type="gramEnd"/>
       <w:r>
         <w:rPr>
-          <w:lang w:val="fr-CA"/>
-        </w:rPr>
-        <w:t xml:space="preserve"> la semaine prochaine (3 septembre)</w:t>
+          <w:rFonts w:hint="eastAsia"/>
+          <w:lang w:val="fr-CA"/>
+        </w:rPr>
+        <w:t xml:space="preserve"> </w:t>
+      </w:r>
+      <w:proofErr w:type="gramStart"/>
+      <w:r>
+        <w:rPr>
+          <w:rFonts w:hint="eastAsia"/>
+          <w:lang w:val="fr-CA"/>
+        </w:rPr>
+        <w:t xml:space="preserve">quantificateur  </w:t>
+      </w:r>
+      <w:r>
+        <w:rPr>
+          <w:rFonts w:hint="eastAsia"/>
+          <w:lang w:val="fr-CA"/>
+        </w:rPr>
+        <w:t>∃</w:t>
+      </w:r>
+      <w:proofErr w:type="gramEnd"/>
+      <w:r>
+        <w:rPr>
+          <w:lang w:val="fr-CA"/>
+        </w:rPr>
+        <w:t xml:space="preserve"> pour répondre à cette question.</w:t>
+      </w:r>
+    </w:p>
+    <w:p>
+      <w:pPr>
+        <w:pStyle w:val="Paragraphedeliste"/>
+        <w:numPr>
+          <w:ilvl w:val="0"/>
+          <w:numId w:val="14"/>
+        </w:numPr>
+        <w:rPr>
+          <w:lang w:val="fr-CA"/>
+        </w:rPr>
+      </w:pPr>
+      <w:r>
+        <w:rPr>
+          <w:lang w:val="fr-CA"/>
+        </w:rPr>
+        <w:t>Les carrés sont triés en ordre strictement croissant de taille quand on parcourt le monde gauche à droite.  Deux carrés ne peuvent pas avoir la même taille, sauf s’ils sont situés sur la même colonne.</w:t>
+      </w:r>
+    </w:p>
+    <w:p>
+      <w:pPr>
+        <w:pStyle w:val="Paragraphedeliste"/>
+        <w:numPr>
+          <w:ilvl w:val="0"/>
+          <w:numId w:val="14"/>
+        </w:numPr>
+        <w:rPr>
+          <w:lang w:val="fr-CA"/>
+        </w:rPr>
+      </w:pPr>
+      <w:r>
+        <w:rPr>
+          <w:lang w:val="fr-CA"/>
+        </w:rPr>
+        <w:t xml:space="preserve">Voici une phrase formée de deux propositions : Soit tous les cubes sont grands, soit tous les triangles sont petits. Cette phrase est satisfaite </w:t>
+      </w:r>
+      <w:proofErr w:type="spellStart"/>
+      <w:r>
+        <w:rPr>
+          <w:lang w:val="fr-CA"/>
+        </w:rPr>
+        <w:t>ssi</w:t>
+      </w:r>
+      <w:proofErr w:type="spellEnd"/>
+      <w:r>
+        <w:rPr>
+          <w:lang w:val="fr-CA"/>
+        </w:rPr>
+        <w:t xml:space="preserve"> une seule de ses deux propositions est satisfaite.</w:t>
+      </w:r>
+    </w:p>
+    <w:p>
+      <w:pPr>
+        <w:pStyle w:val="Paragraphedeliste"/>
+        <w:numPr>
+          <w:ilvl w:val="0"/>
+          <w:numId w:val="14"/>
+        </w:numPr>
+        <w:rPr>
+          <w:lang w:val="fr-CA"/>
+        </w:rPr>
+      </w:pPr>
+      <w:r>
+        <w:rPr>
+          <w:lang w:val="fr-CA"/>
+        </w:rPr>
+        <w:t>Il existe un carré qui est plus grands que tous les autres carrés.</w:t>
+      </w:r>
+    </w:p>
+    <w:p>
+      <w:pPr>
+        <w:pStyle w:val="Paragraphedeliste"/>
+        <w:numPr>
+          <w:ilvl w:val="0"/>
+          <w:numId w:val="14"/>
+        </w:numPr>
+        <w:rPr>
+          <w:lang w:val="fr-CA"/>
+        </w:rPr>
+      </w:pPr>
+      <w:r>
+        <w:rPr>
+          <w:lang w:val="fr-CA"/>
+        </w:rPr>
+        <w:t>Sur chaque ligne, le plus grand objet est un pentagone.</w:t>
       </w:r>
     </w:p>
     <w:p>

--- a/devoirs/devoir1/devoir1.docx
+++ b/devoirs/devoir1/devoir1.docx
@@ -555,13 +555,7 @@
         <w:rPr>
           <w:lang w:val="fr-CA"/>
         </w:rPr>
-        <w:t xml:space="preserve">, elles doivent s’appeler </w:t>
-      </w:r>
-      <w:r>
-        <w:rPr>
-          <w:lang w:val="fr-CA"/>
-        </w:rPr>
-        <w:t>Formula-</w:t>
+        <w:t>, elles doivent s’appeler Formula-</w:t>
       </w:r>
       <w:r>
         <w:rPr>
@@ -1035,7 +1029,57 @@
         <w:rPr>
           <w:lang w:val="fr-CA"/>
         </w:rPr>
-        <w:t>Il existe un carré qui est plus grands que tous les autres carrés.</w:t>
+        <w:t>Il existe un carré qui est plus grand que tous les autres carrés.</w:t>
+      </w:r>
+      <w:r>
+        <w:rPr>
+          <w:lang w:val="fr-CA"/>
+        </w:rPr>
+        <w:t xml:space="preserve"> </w:t>
+      </w:r>
+      <w:r>
+        <w:rPr>
+          <w:lang w:val="fr-CA"/>
+        </w:rPr>
+        <w:t xml:space="preserve">Précision : un objet est </w:t>
+      </w:r>
+      <w:r>
+        <w:rPr>
+          <w:lang w:val="fr-CA"/>
+        </w:rPr>
+        <w:t>« </w:t>
+      </w:r>
+      <w:r>
+        <w:rPr>
+          <w:lang w:val="fr-CA"/>
+        </w:rPr>
+        <w:t>le plus grand</w:t>
+      </w:r>
+      <w:r>
+        <w:rPr>
+          <w:lang w:val="fr-CA"/>
+        </w:rPr>
+        <w:t> »</w:t>
+      </w:r>
+      <w:r>
+        <w:rPr>
+          <w:lang w:val="fr-CA"/>
+        </w:rPr>
+        <w:t xml:space="preserve"> </w:t>
+      </w:r>
+      <w:proofErr w:type="spellStart"/>
+      <w:r>
+        <w:rPr>
+          <w:lang w:val="fr-CA"/>
+        </w:rPr>
+        <w:t>ssi</w:t>
+      </w:r>
+      <w:proofErr w:type="spellEnd"/>
+      <w:r>
+        <w:rPr>
+          <w:lang w:val="fr-CA"/>
+        </w:rPr>
+        <w:t xml:space="preserve"> il est plus grand que tous les autres objets. Donc, il ne peut y avoir plusieurs « plus grand objet ».</w:t>
       </w:r>
     </w:p>
     <w:p>
@@ -1054,6 +1098,12 @@
           <w:lang w:val="fr-CA"/>
         </w:rPr>
         <w:t>Sur chaque ligne, le plus grand objet est un pentagone.</w:t>
+      </w:r>
+      <w:r>
+        <w:rPr>
+          <w:lang w:val="fr-CA"/>
+        </w:rPr>
+        <w:t xml:space="preserve"> </w:t>
       </w:r>
     </w:p>
     <w:p>
